--- a/pano-10kasim-saat-yapistirmali.docx
+++ b/pano-10kasim-saat-yapistirmali.docx
@@ -597,7 +597,7 @@
       <w:r>
         <w:drawing>
           <wp:inline xmlns:a="http://schemas.openxmlformats.org/drawingml/2006/main" xmlns:pic="http://schemas.openxmlformats.org/drawingml/2006/picture">
-            <wp:extent cx="7542000" cy="10659684"/>
+            <wp:extent cx="10674000" cy="7552129"/>
             <wp:docPr id="13" name="Picture 13"/>
             <wp:cNvGraphicFramePr>
               <a:graphicFrameLocks noChangeAspect="1"/>
@@ -618,7 +618,7 @@
                   <pic:spPr>
                     <a:xfrm>
                       <a:off x="0" y="0"/>
-                      <a:ext cx="7542000" cy="10659684"/>
+                      <a:ext cx="10674000" cy="7552129"/>
                     </a:xfrm>
                     <a:prstGeom prst="rect"/>
                   </pic:spPr>
@@ -630,7 +630,7 @@
       </w:r>
     </w:p>
     <w:sectPr>
-      <w:pgSz w:w="11906" w:h="16838"/>
+      <w:pgSz w:w="16838" w:h="11906" w:orient="landscape"/>
       <w:pgMar w:top="0" w:right="0" w:bottom="0" w:left="0" w:header="0" w:footer="0" w:gutter="0"/>
       <w:cols w:space="720"/>
       <w:docGrid w:linePitch="360"/>
